--- a/Documentacion/Final/Viernes-01/Pruebas-Final.docx
+++ b/Documentacion/Final/Viernes-01/Pruebas-Final.docx
@@ -200,13 +200,7 @@
         <w:t xml:space="preserve"> </w:t>
       </w:r>
       <w:r>
-        <w:t>D</w:t>
-      </w:r>
-      <w:r>
-        <w:t>espliegue unicast y multicast</w:t>
-      </w:r>
-      <w:r>
-        <w:t xml:space="preserve"> de imágenes en equipos clientes.</w:t>
+        <w:t>Despliegue unicast y multicast de imágenes en equipos clientes.</w:t>
       </w:r>
     </w:p>
     <w:p>
@@ -377,7 +371,7 @@
     </w:p>
     <w:tbl>
       <w:tblPr>
-        <w:tblW w:w="0" w:type="auto"/>
+        <w:tblW w:w="9599" w:type="dxa"/>
         <w:tblCellSpacing w:w="15" w:type="dxa"/>
         <w:tblCellMar>
           <w:top w:w="15" w:type="dxa"/>
@@ -388,10 +382,10 @@
         <w:tblLook w:val="04A0" w:firstRow="1" w:lastRow="0" w:firstColumn="1" w:lastColumn="0" w:noHBand="0" w:noVBand="1"/>
       </w:tblPr>
       <w:tblGrid>
-        <w:gridCol w:w="994"/>
-        <w:gridCol w:w="1803"/>
-        <w:gridCol w:w="2894"/>
-        <w:gridCol w:w="3669"/>
+        <w:gridCol w:w="1134"/>
+        <w:gridCol w:w="1783"/>
+        <w:gridCol w:w="2666"/>
+        <w:gridCol w:w="4016"/>
       </w:tblGrid>
       <w:tr>
         <w:trPr>
@@ -400,7 +394,7 @@
         </w:trPr>
         <w:tc>
           <w:tcPr>
-            <w:tcW w:w="0" w:type="auto"/>
+            <w:tcW w:w="1089" w:type="dxa"/>
             <w:vAlign w:val="center"/>
             <w:hideMark/>
           </w:tcPr>
@@ -493,19 +487,31 @@
         </w:trPr>
         <w:tc>
           <w:tcPr>
+            <w:tcW w:w="1089" w:type="dxa"/>
+            <w:vAlign w:val="center"/>
+            <w:hideMark/>
+          </w:tcPr>
+          <w:p>
+            <w:r>
+              <w:t>PR-</w:t>
+            </w:r>
+            <w:r>
+              <w:t>PXE</w:t>
+            </w:r>
+            <w:r>
+              <w:t>-001</w:t>
+            </w:r>
+          </w:p>
+        </w:tc>
+        <w:tc>
+          <w:tcPr>
             <w:tcW w:w="0" w:type="auto"/>
             <w:vAlign w:val="center"/>
             <w:hideMark/>
           </w:tcPr>
           <w:p>
             <w:r>
-              <w:t>PR-</w:t>
-            </w:r>
-            <w:r>
-              <w:t>PXE</w:t>
-            </w:r>
-            <w:r>
-              <w:t>-001</w:t>
+              <w:t>Red y Configuración inicial</w:t>
             </w:r>
           </w:p>
         </w:tc>
@@ -517,7 +523,7 @@
           </w:tcPr>
           <w:p>
             <w:r>
-              <w:t>Red y Configuración inicial</w:t>
+              <w:t>Comprobar arranque de cliente Legacy BIOS desde subred diferente a la del servidor FOG y acceso de este a Internet.</w:t>
             </w:r>
           </w:p>
         </w:tc>
@@ -529,19 +535,27 @@
           </w:tcPr>
           <w:p>
             <w:r>
-              <w:t>Comprobar arranque de cliente Legacy BIOS desde subred diferente a la del servidor FOG y acceso de este a Internet.</w:t>
-            </w:r>
-          </w:p>
-        </w:tc>
-        <w:tc>
-          <w:tcPr>
-            <w:tcW w:w="0" w:type="auto"/>
-            <w:vAlign w:val="center"/>
-            <w:hideMark/>
-          </w:tcPr>
-          <w:p>
-            <w:r>
-              <w:t xml:space="preserve">Video: </w:t>
+              <w:rPr>
+                <w:i/>
+                <w:iCs/>
+              </w:rPr>
+              <w:t>Video</w:t>
+            </w:r>
+            <w:r>
+              <w:t xml:space="preserve">: </w:t>
+            </w:r>
+            <w:r>
+              <w:t>“</w:t>
+            </w:r>
+            <w:r>
+              <w:rPr>
+                <w:b/>
+                <w:bCs/>
+              </w:rPr>
+              <w:t>PR-PXE-001 - Arranque Legacy BIOS DHCP y Acceso a Internet</w:t>
+            </w:r>
+            <w:r>
+              <w:t xml:space="preserve">”. </w:t>
             </w:r>
             <w:r>
               <w:t>Cliente llega a Menú de FOG y obtiene IP y puede hacer ping a Internet.</w:t>
@@ -589,21 +603,32 @@
         </w:trPr>
         <w:tc>
           <w:tcPr>
+            <w:tcW w:w="1089" w:type="dxa"/>
+            <w:vAlign w:val="center"/>
+          </w:tcPr>
+          <w:p>
+            <w:r>
+              <w:t>PR-</w:t>
+            </w:r>
+            <w:r>
+              <w:t>PXE</w:t>
+            </w:r>
+            <w:r>
+              <w:t>-00</w:t>
+            </w:r>
+            <w:r>
+              <w:t>2</w:t>
+            </w:r>
+          </w:p>
+        </w:tc>
+        <w:tc>
+          <w:tcPr>
             <w:tcW w:w="0" w:type="auto"/>
             <w:vAlign w:val="center"/>
           </w:tcPr>
           <w:p>
             <w:r>
-              <w:t>PR-</w:t>
-            </w:r>
-            <w:r>
-              <w:t>PXE</w:t>
-            </w:r>
-            <w:r>
-              <w:t>-00</w:t>
-            </w:r>
-            <w:r>
-              <w:t>2</w:t>
+              <w:t>Red y Configuración inicial</w:t>
             </w:r>
           </w:p>
         </w:tc>
@@ -614,7 +639,13 @@
           </w:tcPr>
           <w:p>
             <w:r>
-              <w:t>Red y Configuración inicial</w:t>
+              <w:t xml:space="preserve">Comprobar arranque de cliente </w:t>
+            </w:r>
+            <w:r>
+              <w:t>UEFI</w:t>
+            </w:r>
+            <w:r>
+              <w:t xml:space="preserve"> BIOS desde subred diferente a la del servidor FOG y acceso de este a Internet.</w:t>
             </w:r>
           </w:p>
         </w:tc>
@@ -625,33 +656,26 @@
           </w:tcPr>
           <w:p>
             <w:r>
-              <w:t xml:space="preserve">Comprobar arranque de cliente </w:t>
-            </w:r>
-            <w:r>
-              <w:t>UEFI</w:t>
-            </w:r>
-            <w:r>
-              <w:t xml:space="preserve"> BIOS desde subred diferente a la del servidor FOG y acceso de este a Internet.</w:t>
-            </w:r>
-          </w:p>
-        </w:tc>
-        <w:tc>
-          <w:tcPr>
-            <w:tcW w:w="0" w:type="auto"/>
-            <w:vAlign w:val="center"/>
-          </w:tcPr>
-          <w:p>
-            <w:r>
               <w:t xml:space="preserve">Video: </w:t>
             </w:r>
             <w:r>
+              <w:t>“</w:t>
+            </w:r>
+            <w:r>
+              <w:rPr>
+                <w:b/>
+                <w:bCs/>
+              </w:rPr>
+              <w:t>PR-PXE-002 - Arranque UEFI BIOS DHCP y Acceso a Internet</w:t>
+            </w:r>
+            <w:r>
+              <w:t xml:space="preserve">”. </w:t>
+            </w:r>
+            <w:r>
               <w:t>Cliente llega a Menú de FOG y obtiene IP y puede hacer ping a Internet.</w:t>
             </w:r>
             <w:r>
-              <w:t xml:space="preserve"> </w:t>
-            </w:r>
-            <w:r>
-              <w:t>En el servidor se usa “</w:t>
+              <w:t xml:space="preserve"> En el servidor se usa “</w:t>
             </w:r>
             <w:r>
               <w:rPr>
@@ -693,21 +717,32 @@
         </w:trPr>
         <w:tc>
           <w:tcPr>
+            <w:tcW w:w="1089" w:type="dxa"/>
+            <w:vAlign w:val="center"/>
+          </w:tcPr>
+          <w:p>
+            <w:r>
+              <w:t>PR-</w:t>
+            </w:r>
+            <w:r>
+              <w:t>PXE</w:t>
+            </w:r>
+            <w:r>
+              <w:t>-00</w:t>
+            </w:r>
+            <w:r>
+              <w:t>3</w:t>
+            </w:r>
+          </w:p>
+        </w:tc>
+        <w:tc>
+          <w:tcPr>
             <w:tcW w:w="0" w:type="auto"/>
             <w:vAlign w:val="center"/>
           </w:tcPr>
           <w:p>
             <w:r>
-              <w:t>PR-</w:t>
-            </w:r>
-            <w:r>
-              <w:t>PXE</w:t>
-            </w:r>
-            <w:r>
-              <w:t>-00</w:t>
-            </w:r>
-            <w:r>
-              <w:t>3</w:t>
+              <w:t>Red y Configuración inicial</w:t>
             </w:r>
           </w:p>
         </w:tc>
@@ -718,7 +753,7 @@
           </w:tcPr>
           <w:p>
             <w:r>
-              <w:t>Red y Configuración inicial</w:t>
+              <w:t>Comprobar la correcta configuración de DNSMASQ arrancando un equipo cliente en la misma subred que FOG.</w:t>
             </w:r>
           </w:p>
         </w:tc>
@@ -729,18 +764,34 @@
           </w:tcPr>
           <w:p>
             <w:r>
-              <w:t>Comprobar la correcta configuración de DNSMASQ arrancando un equipo cliente en la misma subred que FOG.</w:t>
-            </w:r>
-          </w:p>
-        </w:tc>
-        <w:tc>
-          <w:tcPr>
-            <w:tcW w:w="0" w:type="auto"/>
-            <w:vAlign w:val="center"/>
-          </w:tcPr>
-          <w:p>
-            <w:r>
               <w:t xml:space="preserve">Video: </w:t>
+            </w:r>
+            <w:r>
+              <w:t>“</w:t>
+            </w:r>
+            <w:r>
+              <w:rPr>
+                <w:b/>
+                <w:bCs/>
+              </w:rPr>
+              <w:t xml:space="preserve">PR-PXE-003 </w:t>
+            </w:r>
+            <w:r>
+              <w:rPr>
+                <w:b/>
+                <w:bCs/>
+              </w:rPr>
+              <w:t>–</w:t>
+            </w:r>
+            <w:r>
+              <w:rPr>
+                <w:b/>
+                <w:bCs/>
+              </w:rPr>
+              <w:t xml:space="preserve"> DNSMASQ</w:t>
+            </w:r>
+            <w:r>
+              <w:t xml:space="preserve">”. </w:t>
             </w:r>
             <w:r>
               <w:t>El equipo cliente llegará al menú de FOG y en el servidor usaremos “</w:t>
@@ -770,12 +821,23 @@
         </w:trPr>
         <w:tc>
           <w:tcPr>
+            <w:tcW w:w="1089" w:type="dxa"/>
+            <w:vAlign w:val="center"/>
+          </w:tcPr>
+          <w:p>
+            <w:r>
+              <w:t>PR-RED-001</w:t>
+            </w:r>
+          </w:p>
+        </w:tc>
+        <w:tc>
+          <w:tcPr>
             <w:tcW w:w="0" w:type="auto"/>
             <w:vAlign w:val="center"/>
           </w:tcPr>
           <w:p>
             <w:r>
-              <w:t>PR-RED-001</w:t>
+              <w:t>Red</w:t>
             </w:r>
           </w:p>
         </w:tc>
@@ -786,7 +848,7 @@
           </w:tcPr>
           <w:p>
             <w:r>
-              <w:t>Red</w:t>
+              <w:t>Comprobar configuración de Relay en R1-ubuntu</w:t>
             </w:r>
           </w:p>
         </w:tc>
@@ -797,18 +859,34 @@
           </w:tcPr>
           <w:p>
             <w:r>
-              <w:t>Comprobar configuración de Relay en R1-ubuntu</w:t>
-            </w:r>
-          </w:p>
-        </w:tc>
-        <w:tc>
-          <w:tcPr>
-            <w:tcW w:w="0" w:type="auto"/>
-            <w:vAlign w:val="center"/>
-          </w:tcPr>
-          <w:p>
-            <w:r>
               <w:t xml:space="preserve">Imagen: </w:t>
+            </w:r>
+            <w:r>
+              <w:t>“</w:t>
+            </w:r>
+            <w:r>
+              <w:rPr>
+                <w:b/>
+                <w:bCs/>
+              </w:rPr>
+              <w:t xml:space="preserve">PR-RED-001 - R1-ubuntu </w:t>
+            </w:r>
+            <w:r>
+              <w:rPr>
+                <w:b/>
+                <w:bCs/>
+              </w:rPr>
+              <w:t>–</w:t>
+            </w:r>
+            <w:r>
+              <w:rPr>
+                <w:b/>
+                <w:bCs/>
+              </w:rPr>
+              <w:t xml:space="preserve"> Relay</w:t>
+            </w:r>
+            <w:r>
+              <w:t xml:space="preserve">”. </w:t>
             </w:r>
             <w:r>
               <w:t>Se usará el comando “</w:t>
@@ -828,15 +906,23 @@
         </w:trPr>
         <w:tc>
           <w:tcPr>
+            <w:tcW w:w="1089" w:type="dxa"/>
+            <w:vAlign w:val="center"/>
+          </w:tcPr>
+          <w:p>
+            <w:r>
+              <w:t>PR-RED-002</w:t>
+            </w:r>
+          </w:p>
+        </w:tc>
+        <w:tc>
+          <w:tcPr>
             <w:tcW w:w="0" w:type="auto"/>
             <w:vAlign w:val="center"/>
           </w:tcPr>
           <w:p>
             <w:r>
-              <w:t>PR-RED-00</w:t>
-            </w:r>
-            <w:r>
-              <w:t>2</w:t>
+              <w:t>Red</w:t>
             </w:r>
           </w:p>
         </w:tc>
@@ -847,7 +933,7 @@
           </w:tcPr>
           <w:p>
             <w:r>
-              <w:t>Red</w:t>
+              <w:t xml:space="preserve">Opcionalmente se ha hecho la configuración de R1-ubuntu como servidor DHCP. </w:t>
             </w:r>
           </w:p>
         </w:tc>
@@ -857,22 +943,33 @@
             <w:vAlign w:val="center"/>
           </w:tcPr>
           <w:p>
-            <w:r>
-              <w:t xml:space="preserve">Opcionalmente se ha hecho la configuración de R1-ubuntu como servidor DHCP. </w:t>
-            </w:r>
-          </w:p>
-        </w:tc>
-        <w:tc>
-          <w:tcPr>
-            <w:tcW w:w="0" w:type="auto"/>
-            <w:vAlign w:val="center"/>
-          </w:tcPr>
-          <w:p>
+            <w:pPr>
+              <w:rPr>
+                <w:b/>
+                <w:bCs/>
+              </w:rPr>
+            </w:pPr>
             <w:r>
               <w:t xml:space="preserve">Video: </w:t>
             </w:r>
             <w:r>
-              <w:t xml:space="preserve">Los equipos clientes arrancarán de manera correcta llegando al Menú de FOG. </w:t>
+              <w:t>“</w:t>
+            </w:r>
+            <w:r>
+              <w:rPr>
+                <w:b/>
+                <w:bCs/>
+              </w:rPr>
+              <w:t>PR-RED-002 R1-ubuntu DHCP Server y Menú Cliente</w:t>
+            </w:r>
+            <w:r>
+              <w:t xml:space="preserve">”. </w:t>
+            </w:r>
+            <w:r>
+              <w:t>Los</w:t>
+            </w:r>
+            <w:r>
+              <w:t xml:space="preserve"> equipos clientes arrancarán de manera correcta llegando al Menú de FOG. </w:t>
             </w:r>
           </w:p>
         </w:tc>
@@ -883,15 +980,24 @@
         </w:trPr>
         <w:tc>
           <w:tcPr>
+            <w:tcW w:w="1089" w:type="dxa"/>
+            <w:vAlign w:val="center"/>
+          </w:tcPr>
+          <w:p>
+            <w:r>
+              <w:lastRenderedPageBreak/>
+              <w:t>PR-RED-003</w:t>
+            </w:r>
+          </w:p>
+        </w:tc>
+        <w:tc>
+          <w:tcPr>
             <w:tcW w:w="0" w:type="auto"/>
             <w:vAlign w:val="center"/>
           </w:tcPr>
           <w:p>
             <w:r>
-              <w:t>PR-RED-00</w:t>
-            </w:r>
-            <w:r>
-              <w:t>3</w:t>
+              <w:t>Red</w:t>
             </w:r>
           </w:p>
         </w:tc>
@@ -902,7 +1008,7 @@
           </w:tcPr>
           <w:p>
             <w:r>
-              <w:t>Red</w:t>
+              <w:t>Router Mikrotik es capaz de funcionar como Relay de las tres subredes</w:t>
             </w:r>
           </w:p>
         </w:tc>
@@ -912,19 +1018,33 @@
             <w:vAlign w:val="center"/>
           </w:tcPr>
           <w:p>
-            <w:r>
-              <w:t>Router Mikrotik es capaz de funcionar como Relay de las tres subredes</w:t>
-            </w:r>
-          </w:p>
-        </w:tc>
-        <w:tc>
-          <w:tcPr>
-            <w:tcW w:w="0" w:type="auto"/>
-            <w:vAlign w:val="center"/>
-          </w:tcPr>
-          <w:p>
-            <w:r>
-              <w:t>Video: Se muestra el conteo de peticiones y respuestas en el router Mikrotik para cada una de las subredes a las que se da servicio.</w:t>
+            <w:pPr>
+              <w:rPr>
+                <w:b/>
+                <w:bCs/>
+              </w:rPr>
+            </w:pPr>
+            <w:r>
+              <w:t xml:space="preserve">Video: </w:t>
+            </w:r>
+            <w:r>
+              <w:t>“</w:t>
+            </w:r>
+            <w:r>
+              <w:rPr>
+                <w:b/>
+                <w:bCs/>
+              </w:rPr>
+              <w:t>PR-RED-003 - Mikrotik DHCP Relay</w:t>
+            </w:r>
+            <w:r>
+              <w:t xml:space="preserve">”. </w:t>
+            </w:r>
+            <w:r>
+              <w:t>Se</w:t>
+            </w:r>
+            <w:r>
+              <w:t xml:space="preserve"> muestra el conteo de peticiones y respuestas en el router Mikrotik para cada una de las subredes a las que se da servicio.</w:t>
             </w:r>
           </w:p>
         </w:tc>
@@ -935,15 +1055,23 @@
         </w:trPr>
         <w:tc>
           <w:tcPr>
+            <w:tcW w:w="1089" w:type="dxa"/>
+            <w:vAlign w:val="center"/>
+          </w:tcPr>
+          <w:p>
+            <w:r>
+              <w:t>PR-RED-004</w:t>
+            </w:r>
+          </w:p>
+        </w:tc>
+        <w:tc>
+          <w:tcPr>
             <w:tcW w:w="0" w:type="auto"/>
             <w:vAlign w:val="center"/>
           </w:tcPr>
           <w:p>
             <w:r>
-              <w:t>PR-RED-00</w:t>
-            </w:r>
-            <w:r>
-              <w:t>4</w:t>
+              <w:t>Red</w:t>
             </w:r>
           </w:p>
         </w:tc>
@@ -954,7 +1082,7 @@
           </w:tcPr>
           <w:p>
             <w:r>
-              <w:t>Red</w:t>
+              <w:t>Opcionalmente se ha configurado el router Mikrotik como servidor DHCP</w:t>
             </w:r>
           </w:p>
         </w:tc>
@@ -964,24 +1092,33 @@
             <w:vAlign w:val="center"/>
           </w:tcPr>
           <w:p>
-            <w:r>
-              <w:t xml:space="preserve">Opcionalmente se ha configurado el router </w:t>
-            </w:r>
-            <w:r>
-              <w:lastRenderedPageBreak/>
-              <w:t>Mikrotik como servidor DHCP</w:t>
-            </w:r>
-          </w:p>
-        </w:tc>
-        <w:tc>
-          <w:tcPr>
-            <w:tcW w:w="0" w:type="auto"/>
-            <w:vAlign w:val="center"/>
-          </w:tcPr>
-          <w:p>
-            <w:r>
-              <w:lastRenderedPageBreak/>
-              <w:t>Video: Se arran</w:t>
+            <w:pPr>
+              <w:rPr>
+                <w:b/>
+                <w:bCs/>
+              </w:rPr>
+            </w:pPr>
+            <w:r>
+              <w:t xml:space="preserve">Video: </w:t>
+            </w:r>
+            <w:r>
+              <w:t>“</w:t>
+            </w:r>
+            <w:r>
+              <w:rPr>
+                <w:b/>
+                <w:bCs/>
+              </w:rPr>
+              <w:t>PR-RED-004 - Mikrotik DHCP Server Menu Cliente</w:t>
+            </w:r>
+            <w:r>
+              <w:t>”</w:t>
+            </w:r>
+            <w:r>
+              <w:t xml:space="preserve">. </w:t>
+            </w:r>
+            <w:r>
+              <w:t>Se arran</w:t>
             </w:r>
             <w:r>
               <w:t>ca</w:t>
@@ -993,11 +1130,7 @@
               <w:t xml:space="preserve">se muestra configuración y </w:t>
             </w:r>
             <w:r>
-              <w:t xml:space="preserve">el </w:t>
-            </w:r>
-            <w:r>
-              <w:lastRenderedPageBreak/>
-              <w:t xml:space="preserve">“leasing” de IP en el router Mikrotik. </w:t>
+              <w:t xml:space="preserve">el “leasing” de IP en el router Mikrotik. </w:t>
             </w:r>
           </w:p>
         </w:tc>
@@ -1008,16 +1141,23 @@
         </w:trPr>
         <w:tc>
           <w:tcPr>
+            <w:tcW w:w="1089" w:type="dxa"/>
+            <w:vAlign w:val="center"/>
+          </w:tcPr>
+          <w:p>
+            <w:r>
+              <w:t>PR-REG-001</w:t>
+            </w:r>
+          </w:p>
+        </w:tc>
+        <w:tc>
+          <w:tcPr>
             <w:tcW w:w="0" w:type="auto"/>
             <w:vAlign w:val="center"/>
           </w:tcPr>
           <w:p>
             <w:r>
-              <w:lastRenderedPageBreak/>
-              <w:t>PR-REG</w:t>
-            </w:r>
-            <w:r>
-              <w:t>-001</w:t>
+              <w:t>Configuración inicial</w:t>
             </w:r>
           </w:p>
         </w:tc>
@@ -1028,7 +1168,7 @@
           </w:tcPr>
           <w:p>
             <w:r>
-              <w:t>Configuración inicial</w:t>
+              <w:t>Realizar registro rápido de un host</w:t>
             </w:r>
           </w:p>
         </w:tc>
@@ -1039,18 +1179,36 @@
           </w:tcPr>
           <w:p>
             <w:r>
-              <w:t>Realizar registro rápido de un host</w:t>
-            </w:r>
-          </w:p>
-        </w:tc>
-        <w:tc>
-          <w:tcPr>
-            <w:tcW w:w="0" w:type="auto"/>
-            <w:vAlign w:val="center"/>
-          </w:tcPr>
-          <w:p>
-            <w:r>
-              <w:t>Video: mostrando el proceso y el host registrado en la interfaz web de FOG.</w:t>
+              <w:t xml:space="preserve">Video: </w:t>
+            </w:r>
+            <w:r>
+              <w:t>“</w:t>
+            </w:r>
+            <w:r>
+              <w:br/>
+            </w:r>
+            <w:r>
+              <w:rPr>
+                <w:b/>
+                <w:bCs/>
+              </w:rPr>
+              <w:t>PR-REG-001 - Quick_Registration</w:t>
+            </w:r>
+            <w:r>
+              <w:t>”</w:t>
+            </w:r>
+            <w:r>
+              <w:t>,</w:t>
+            </w:r>
+            <w:r>
+              <w:rPr>
+                <w:b/>
+                <w:bCs/>
+              </w:rPr>
+              <w:t xml:space="preserve"> </w:t>
+            </w:r>
+            <w:r>
+              <w:t>mostrando el proceso y el host registrado en la interfaz web de FOG.</w:t>
             </w:r>
           </w:p>
         </w:tc>
@@ -1061,15 +1219,26 @@
         </w:trPr>
         <w:tc>
           <w:tcPr>
+            <w:tcW w:w="1089" w:type="dxa"/>
+            <w:vAlign w:val="center"/>
+          </w:tcPr>
+          <w:p>
+            <w:r>
+              <w:t>PR-REG-00</w:t>
+            </w:r>
+            <w:r>
+              <w:t>2</w:t>
+            </w:r>
+          </w:p>
+        </w:tc>
+        <w:tc>
+          <w:tcPr>
             <w:tcW w:w="0" w:type="auto"/>
             <w:vAlign w:val="center"/>
           </w:tcPr>
           <w:p>
             <w:r>
-              <w:t>PR-REG-00</w:t>
-            </w:r>
-            <w:r>
-              <w:t>2</w:t>
+              <w:t>Configuración inicial</w:t>
             </w:r>
           </w:p>
         </w:tc>
@@ -1080,7 +1249,7 @@
           </w:tcPr>
           <w:p>
             <w:r>
-              <w:t>Configuración inicial</w:t>
+              <w:t>Realizar un registro completo de un host</w:t>
             </w:r>
           </w:p>
         </w:tc>
@@ -1090,19 +1259,30 @@
             <w:vAlign w:val="center"/>
           </w:tcPr>
           <w:p>
-            <w:r>
-              <w:t>Realizar un registro completo de un host</w:t>
-            </w:r>
-          </w:p>
-        </w:tc>
-        <w:tc>
-          <w:tcPr>
-            <w:tcW w:w="0" w:type="auto"/>
-            <w:vAlign w:val="center"/>
-          </w:tcPr>
-          <w:p>
-            <w:r>
-              <w:t>Video: mostrando el proceso y el host registrado en la interfaz web de FOG.</w:t>
+            <w:pPr>
+              <w:rPr>
+                <w:b/>
+                <w:bCs/>
+              </w:rPr>
+            </w:pPr>
+            <w:r>
+              <w:t>Video:</w:t>
+            </w:r>
+            <w:r>
+              <w:t xml:space="preserve"> “</w:t>
+            </w:r>
+            <w:r>
+              <w:rPr>
+                <w:b/>
+                <w:bCs/>
+              </w:rPr>
+              <w:t>PR-REG-002 - FULL_Registration</w:t>
+            </w:r>
+            <w:r>
+              <w:t>”</w:t>
+            </w:r>
+            <w:r>
+              <w:t xml:space="preserve"> mostrando el proceso y el host registrado en la interfaz web de FOG.</w:t>
             </w:r>
           </w:p>
         </w:tc>
@@ -1113,19 +1293,29 @@
         </w:trPr>
         <w:tc>
           <w:tcPr>
+            <w:tcW w:w="1089" w:type="dxa"/>
+            <w:vAlign w:val="center"/>
+          </w:tcPr>
+          <w:p>
+            <w:r>
+              <w:t>PR</w:t>
+            </w:r>
+            <w:r>
+              <w:t>-</w:t>
+            </w:r>
+            <w:r>
+              <w:t>IMG-001</w:t>
+            </w:r>
+          </w:p>
+        </w:tc>
+        <w:tc>
+          <w:tcPr>
             <w:tcW w:w="0" w:type="auto"/>
             <w:vAlign w:val="center"/>
           </w:tcPr>
           <w:p>
             <w:r>
-              <w:t>PR</w:t>
-            </w:r>
-            <w:r>
-              <w:noBreakHyphen/>
-              <w:t>IMG</w:t>
-            </w:r>
-            <w:r>
-              <w:t>-001</w:t>
+              <w:t>Servicios</w:t>
             </w:r>
           </w:p>
         </w:tc>
@@ -1136,7 +1326,10 @@
           </w:tcPr>
           <w:p>
             <w:r>
-              <w:t>Servicios</w:t>
+              <w:t>Realizar captura de imagen del S.O. de un equipo de pruebas</w:t>
+            </w:r>
+            <w:r>
+              <w:t>.</w:t>
             </w:r>
           </w:p>
         </w:tc>
@@ -1146,22 +1339,33 @@
             <w:vAlign w:val="center"/>
           </w:tcPr>
           <w:p>
-            <w:r>
-              <w:t>Realizar captura de imagen del S.O. de un equipo de pruebas</w:t>
-            </w:r>
-            <w:r>
-              <w:t>.</w:t>
-            </w:r>
-          </w:p>
-        </w:tc>
-        <w:tc>
-          <w:tcPr>
-            <w:tcW w:w="0" w:type="auto"/>
-            <w:vAlign w:val="center"/>
-          </w:tcPr>
-          <w:p>
-            <w:r>
-              <w:t>Video: se muestra el proceso y su registro en la interfaz web.</w:t>
+            <w:pPr>
+              <w:rPr>
+                <w:b/>
+                <w:bCs/>
+              </w:rPr>
+            </w:pPr>
+            <w:r>
+              <w:t xml:space="preserve">Video: </w:t>
+            </w:r>
+            <w:r>
+              <w:t>“</w:t>
+            </w:r>
+            <w:r>
+              <w:rPr>
+                <w:b/>
+                <w:bCs/>
+              </w:rPr>
+              <w:t>PR-IMG-001 - Captura de Imagen</w:t>
+            </w:r>
+            <w:r>
+              <w:t>”</w:t>
+            </w:r>
+            <w:r>
+              <w:t xml:space="preserve"> </w:t>
+            </w:r>
+            <w:r>
+              <w:t>se muestra el proceso y su registro en la interfaz web.</w:t>
             </w:r>
           </w:p>
         </w:tc>
@@ -1172,15 +1376,23 @@
         </w:trPr>
         <w:tc>
           <w:tcPr>
+            <w:tcW w:w="1089" w:type="dxa"/>
+            <w:vAlign w:val="center"/>
+          </w:tcPr>
+          <w:p>
+            <w:r>
+              <w:t>PR-DES-001</w:t>
+            </w:r>
+          </w:p>
+        </w:tc>
+        <w:tc>
+          <w:tcPr>
             <w:tcW w:w="0" w:type="auto"/>
             <w:vAlign w:val="center"/>
           </w:tcPr>
           <w:p>
             <w:r>
-              <w:t>PR-DES</w:t>
-            </w:r>
-            <w:r>
-              <w:t>-001</w:t>
+              <w:t>Servicios</w:t>
             </w:r>
           </w:p>
         </w:tc>
@@ -1191,7 +1403,7 @@
           </w:tcPr>
           <w:p>
             <w:r>
-              <w:t>Servicios</w:t>
+              <w:t>Realizar un despliegue rápido de imagen en un equipo cliente desde el menú FOG.</w:t>
             </w:r>
           </w:p>
         </w:tc>
@@ -1201,19 +1413,33 @@
             <w:vAlign w:val="center"/>
           </w:tcPr>
           <w:p>
-            <w:r>
-              <w:t>Realizar un despliegue rápido de imagen en un equipo cliente desde el menú FOG.</w:t>
-            </w:r>
-          </w:p>
-        </w:tc>
-        <w:tc>
-          <w:tcPr>
-            <w:tcW w:w="0" w:type="auto"/>
-            <w:vAlign w:val="center"/>
-          </w:tcPr>
-          <w:p>
-            <w:r>
-              <w:t>Video: muestra del proceso y correcto arranque del host tras el despliegue.</w:t>
+            <w:pPr>
+              <w:rPr>
+                <w:b/>
+                <w:bCs/>
+              </w:rPr>
+            </w:pPr>
+            <w:r>
+              <w:t xml:space="preserve">Video: </w:t>
+            </w:r>
+            <w:r>
+              <w:t>“</w:t>
+            </w:r>
+            <w:r>
+              <w:rPr>
+                <w:b/>
+                <w:bCs/>
+              </w:rPr>
+              <w:t>PR-DES-001 - Quick Deploy Image</w:t>
+            </w:r>
+            <w:r>
+              <w:t>”</w:t>
+            </w:r>
+            <w:r>
+              <w:t xml:space="preserve"> </w:t>
+            </w:r>
+            <w:r>
+              <w:t>muestra del proceso y correcto arranque del host tras el despliegue.</w:t>
             </w:r>
           </w:p>
         </w:tc>
@@ -1224,15 +1450,26 @@
         </w:trPr>
         <w:tc>
           <w:tcPr>
+            <w:tcW w:w="1089" w:type="dxa"/>
+            <w:vAlign w:val="center"/>
+          </w:tcPr>
+          <w:p>
+            <w:r>
+              <w:t>PR-DES-00</w:t>
+            </w:r>
+            <w:r>
+              <w:t xml:space="preserve">2 </w:t>
+            </w:r>
+          </w:p>
+        </w:tc>
+        <w:tc>
+          <w:tcPr>
             <w:tcW w:w="0" w:type="auto"/>
             <w:vAlign w:val="center"/>
           </w:tcPr>
           <w:p>
             <w:r>
-              <w:t>PR-DES-00</w:t>
-            </w:r>
-            <w:r>
-              <w:t xml:space="preserve">2 </w:t>
+              <w:t>Servicios y Red</w:t>
             </w:r>
           </w:p>
         </w:tc>
@@ -1243,7 +1480,7 @@
           </w:tcPr>
           <w:p>
             <w:r>
-              <w:t>Servicios y Red</w:t>
+              <w:t>Despliegue Unicast en un equipo en diferente subred que FOG.</w:t>
             </w:r>
           </w:p>
         </w:tc>
@@ -1254,21 +1491,7 @@
           </w:tcPr>
           <w:p>
             <w:r>
-              <w:t>Despliegue Unicast en un equipo en diferente subred que FOG.</w:t>
-            </w:r>
-          </w:p>
-        </w:tc>
-        <w:tc>
-          <w:tcPr>
-            <w:tcW w:w="0" w:type="auto"/>
-            <w:vAlign w:val="center"/>
-          </w:tcPr>
-          <w:p>
-            <w:r>
-              <w:t xml:space="preserve">Video: </w:t>
-            </w:r>
-            <w:r>
-              <w:t>muestra del proceso y correcto arranque del host tras el despliegue.</w:t>
+              <w:t>Video: muestra del proceso y correcto arranque del host tras el despliegue.</w:t>
             </w:r>
           </w:p>
         </w:tc>
@@ -1279,15 +1502,26 @@
         </w:trPr>
         <w:tc>
           <w:tcPr>
+            <w:tcW w:w="1089" w:type="dxa"/>
+            <w:vAlign w:val="center"/>
+          </w:tcPr>
+          <w:p>
+            <w:r>
+              <w:t>PR-DES-00</w:t>
+            </w:r>
+            <w:r>
+              <w:t>3</w:t>
+            </w:r>
+          </w:p>
+        </w:tc>
+        <w:tc>
+          <w:tcPr>
             <w:tcW w:w="0" w:type="auto"/>
             <w:vAlign w:val="center"/>
           </w:tcPr>
           <w:p>
             <w:r>
-              <w:t>PR-DES-00</w:t>
-            </w:r>
-            <w:r>
-              <w:t>3</w:t>
+              <w:t>Servicios</w:t>
             </w:r>
           </w:p>
         </w:tc>
@@ -1298,7 +1532,10 @@
           </w:tcPr>
           <w:p>
             <w:r>
-              <w:t>Servicios</w:t>
+              <w:t>Despliegue de un equipo</w:t>
+            </w:r>
+            <w:r>
+              <w:t xml:space="preserve"> durante el proceso de Registro Completo.</w:t>
             </w:r>
           </w:p>
         </w:tc>
@@ -1308,22 +1545,37 @@
             <w:vAlign w:val="center"/>
           </w:tcPr>
           <w:p>
-            <w:r>
-              <w:t>Despliegue de un equipo</w:t>
-            </w:r>
-            <w:r>
-              <w:t xml:space="preserve"> durante el proceso de Registro Completo.</w:t>
-            </w:r>
-          </w:p>
-        </w:tc>
-        <w:tc>
-          <w:tcPr>
-            <w:tcW w:w="0" w:type="auto"/>
-            <w:vAlign w:val="center"/>
-          </w:tcPr>
-          <w:p>
-            <w:r>
-              <w:t>Video: muestra del proceso y correcto arranque del host tras el despliegue.</w:t>
+            <w:pPr>
+              <w:rPr>
+                <w:b/>
+                <w:bCs/>
+              </w:rPr>
+            </w:pPr>
+            <w:r>
+              <w:t xml:space="preserve">Video: </w:t>
+            </w:r>
+            <w:r>
+              <w:t>“</w:t>
+            </w:r>
+            <w:r>
+              <w:rPr>
+                <w:b/>
+                <w:bCs/>
+              </w:rPr>
+              <w:t>PR-DES-003 - Deploying after full registration</w:t>
+            </w:r>
+            <w:r>
+              <w:t xml:space="preserve">”, </w:t>
+            </w:r>
+            <w:r>
+              <w:t>muestra</w:t>
+            </w:r>
+            <w:r>
+              <w:t xml:space="preserve"> del </w:t>
+            </w:r>
+            <w:r>
+              <w:lastRenderedPageBreak/>
+              <w:t>proceso y correcto arranque del host tras el despliegue.</w:t>
             </w:r>
           </w:p>
         </w:tc>
@@ -1334,11 +1586,12 @@
         </w:trPr>
         <w:tc>
           <w:tcPr>
-            <w:tcW w:w="0" w:type="auto"/>
-            <w:vAlign w:val="center"/>
-          </w:tcPr>
-          <w:p>
-            <w:r>
+            <w:tcW w:w="1089" w:type="dxa"/>
+            <w:vAlign w:val="center"/>
+          </w:tcPr>
+          <w:p>
+            <w:r>
+              <w:lastRenderedPageBreak/>
               <w:t>PR-DES-00</w:t>
             </w:r>
             <w:r>
@@ -1386,15 +1639,26 @@
         </w:trPr>
         <w:tc>
           <w:tcPr>
+            <w:tcW w:w="1089" w:type="dxa"/>
+            <w:vAlign w:val="center"/>
+          </w:tcPr>
+          <w:p>
+            <w:r>
+              <w:t>PR-DES-00</w:t>
+            </w:r>
+            <w:r>
+              <w:t>5</w:t>
+            </w:r>
+          </w:p>
+        </w:tc>
+        <w:tc>
+          <w:tcPr>
             <w:tcW w:w="0" w:type="auto"/>
             <w:vAlign w:val="center"/>
           </w:tcPr>
           <w:p>
             <w:r>
-              <w:t>PR-DES-00</w:t>
-            </w:r>
-            <w:r>
-              <w:t>5</w:t>
+              <w:t>Servicios</w:t>
             </w:r>
           </w:p>
         </w:tc>
@@ -1405,7 +1669,7 @@
           </w:tcPr>
           <w:p>
             <w:r>
-              <w:t>Servicios</w:t>
+              <w:t>Despliegue a un grupo de equipos de manera simultánea usando método Multicast. Todos están en la misma subred que FOG.</w:t>
             </w:r>
           </w:p>
         </w:tc>
@@ -1415,43 +1679,30 @@
             <w:vAlign w:val="center"/>
           </w:tcPr>
           <w:p>
-            <w:r>
-              <w:t xml:space="preserve">Despliegue a un grupo de equipos de manera simultánea usando método </w:t>
-            </w:r>
-            <w:r>
-              <w:t>Multicast</w:t>
-            </w:r>
-            <w:r>
-              <w:t>.</w:t>
-            </w:r>
-            <w:r>
-              <w:t xml:space="preserve"> Todos </w:t>
-            </w:r>
-            <w:r>
-              <w:lastRenderedPageBreak/>
-              <w:t>están en la misma subred que FOG.</w:t>
-            </w:r>
-          </w:p>
-        </w:tc>
-        <w:tc>
-          <w:tcPr>
-            <w:tcW w:w="0" w:type="auto"/>
-            <w:vAlign w:val="center"/>
-          </w:tcPr>
-          <w:p>
-            <w:r>
-              <w:lastRenderedPageBreak/>
-              <w:t>Video: se muestra la configuración del grupo</w:t>
-            </w:r>
-            <w:r>
-              <w:t xml:space="preserve"> y de los hosts</w:t>
-            </w:r>
-            <w:r>
-              <w:t xml:space="preserve">, el proceso de despliegue y </w:t>
-            </w:r>
-            <w:r>
-              <w:lastRenderedPageBreak/>
-              <w:t>comprobación de arranque de los hosts.</w:t>
+            <w:pPr>
+              <w:rPr>
+                <w:b/>
+                <w:bCs/>
+              </w:rPr>
+            </w:pPr>
+            <w:r>
+              <w:t>Video:</w:t>
+            </w:r>
+            <w:r>
+              <w:t xml:space="preserve"> “</w:t>
+            </w:r>
+            <w:r>
+              <w:rPr>
+                <w:b/>
+                <w:bCs/>
+              </w:rPr>
+              <w:t>PR-DES-005 - Multi-cast_mismo_bridge</w:t>
+            </w:r>
+            <w:r>
+              <w:t>”</w:t>
+            </w:r>
+            <w:r>
+              <w:t xml:space="preserve"> se muestra la configuración del grupo y de los hosts, el proceso de despliegue y comprobación de arranque de los hosts.</w:t>
             </w:r>
           </w:p>
         </w:tc>
@@ -1462,16 +1713,26 @@
         </w:trPr>
         <w:tc>
           <w:tcPr>
+            <w:tcW w:w="1089" w:type="dxa"/>
+            <w:vAlign w:val="center"/>
+          </w:tcPr>
+          <w:p>
+            <w:r>
+              <w:t>PR-DES-00</w:t>
+            </w:r>
+            <w:r>
+              <w:t>6</w:t>
+            </w:r>
+          </w:p>
+        </w:tc>
+        <w:tc>
+          <w:tcPr>
             <w:tcW w:w="0" w:type="auto"/>
             <w:vAlign w:val="center"/>
           </w:tcPr>
           <w:p>
             <w:r>
-              <w:lastRenderedPageBreak/>
-              <w:t>PR-DES-00</w:t>
-            </w:r>
-            <w:r>
-              <w:t>6</w:t>
+              <w:t>Servicios</w:t>
             </w:r>
           </w:p>
         </w:tc>
@@ -1482,7 +1743,7 @@
           </w:tcPr>
           <w:p>
             <w:r>
-              <w:t>Servicios</w:t>
+              <w:t>Despliegue a un grupo de equipos de manera simultánea usando método Multicast. Cada uno está en una subred diferente a la de FOG.</w:t>
             </w:r>
           </w:p>
         </w:tc>
@@ -1492,28 +1753,33 @@
             <w:vAlign w:val="center"/>
           </w:tcPr>
           <w:p>
-            <w:r>
-              <w:t xml:space="preserve">Despliegue a un grupo de equipos de manera simultánea usando método </w:t>
-            </w:r>
-            <w:r>
-              <w:t>Multicast</w:t>
-            </w:r>
-            <w:r>
-              <w:t xml:space="preserve">. </w:t>
-            </w:r>
-            <w:r>
-              <w:t>Cada uno está en una subred diferente a la de FOG.</w:t>
-            </w:r>
-          </w:p>
-        </w:tc>
-        <w:tc>
-          <w:tcPr>
-            <w:tcW w:w="0" w:type="auto"/>
-            <w:vAlign w:val="center"/>
-          </w:tcPr>
-          <w:p>
-            <w:r>
-              <w:t>Video: se muestra la configuración del grupo y de los hosts, el proceso de despliegue y comprobación de arranque de los hosts.</w:t>
+            <w:pPr>
+              <w:rPr>
+                <w:b/>
+                <w:bCs/>
+              </w:rPr>
+            </w:pPr>
+            <w:r>
+              <w:t xml:space="preserve">Video: </w:t>
+            </w:r>
+            <w:r>
+              <w:t>“</w:t>
+            </w:r>
+            <w:r>
+              <w:rPr>
+                <w:b/>
+                <w:bCs/>
+              </w:rPr>
+              <w:t>PR-DES-006 - Multicast-Diferente_Subnet</w:t>
+            </w:r>
+            <w:r>
+              <w:t>”</w:t>
+            </w:r>
+            <w:r>
+              <w:t xml:space="preserve"> </w:t>
+            </w:r>
+            <w:r>
+              <w:t>se muestra la configuración del grupo y de los hosts, el proceso de despliegue y comprobación de arranque de los hosts.</w:t>
             </w:r>
           </w:p>
         </w:tc>
@@ -1524,21 +1790,32 @@
         </w:trPr>
         <w:tc>
           <w:tcPr>
+            <w:tcW w:w="1089" w:type="dxa"/>
+            <w:vAlign w:val="center"/>
+          </w:tcPr>
+          <w:p>
+            <w:r>
+              <w:t>PR-</w:t>
+            </w:r>
+            <w:r>
+              <w:t>WOL</w:t>
+            </w:r>
+            <w:r>
+              <w:t>-00</w:t>
+            </w:r>
+            <w:r>
+              <w:t>1</w:t>
+            </w:r>
+          </w:p>
+        </w:tc>
+        <w:tc>
+          <w:tcPr>
             <w:tcW w:w="0" w:type="auto"/>
             <w:vAlign w:val="center"/>
           </w:tcPr>
           <w:p>
             <w:r>
-              <w:t>PR-</w:t>
-            </w:r>
-            <w:r>
-              <w:t>WOL</w:t>
-            </w:r>
-            <w:r>
-              <w:t>-00</w:t>
-            </w:r>
-            <w:r>
-              <w:t>1</w:t>
+              <w:t>Redes</w:t>
             </w:r>
           </w:p>
         </w:tc>
@@ -1549,7 +1826,7 @@
           </w:tcPr>
           <w:p>
             <w:r>
-              <w:t>Redes</w:t>
+              <w:t>Llegada a cada una de las subredes de la señal de WakeOnLAN.</w:t>
             </w:r>
           </w:p>
         </w:tc>
@@ -1559,19 +1836,33 @@
             <w:vAlign w:val="center"/>
           </w:tcPr>
           <w:p>
-            <w:r>
-              <w:t>Llegada a cada una de las subredes de la señal de WakeOnLAN.</w:t>
-            </w:r>
-          </w:p>
-        </w:tc>
-        <w:tc>
-          <w:tcPr>
-            <w:tcW w:w="0" w:type="auto"/>
-            <w:vAlign w:val="center"/>
-          </w:tcPr>
-          <w:p>
-            <w:r>
-              <w:t>Video: Mediante el software de Depicus</w:t>
+            <w:pPr>
+              <w:rPr>
+                <w:b/>
+                <w:bCs/>
+              </w:rPr>
+            </w:pPr>
+            <w:r>
+              <w:t xml:space="preserve">Video: </w:t>
+            </w:r>
+            <w:r>
+              <w:t>“</w:t>
+            </w:r>
+            <w:r>
+              <w:rPr>
+                <w:b/>
+                <w:bCs/>
+              </w:rPr>
+              <w:t>PR-WOL-001 - R1-ubuntu WOL Depicus</w:t>
+            </w:r>
+            <w:r>
+              <w:t>”</w:t>
+            </w:r>
+            <w:r>
+              <w:t xml:space="preserve"> </w:t>
+            </w:r>
+            <w:r>
+              <w:t>Mediante el software de Depicus</w:t>
             </w:r>
             <w:r>
               <w:rPr>
@@ -1591,21 +1882,32 @@
         </w:trPr>
         <w:tc>
           <w:tcPr>
+            <w:tcW w:w="1089" w:type="dxa"/>
+            <w:vAlign w:val="center"/>
+          </w:tcPr>
+          <w:p>
+            <w:r>
+              <w:t>PR-</w:t>
+            </w:r>
+            <w:r>
+              <w:t>WOL</w:t>
+            </w:r>
+            <w:r>
+              <w:t>-00</w:t>
+            </w:r>
+            <w:r>
+              <w:t>2</w:t>
+            </w:r>
+          </w:p>
+        </w:tc>
+        <w:tc>
+          <w:tcPr>
             <w:tcW w:w="0" w:type="auto"/>
             <w:vAlign w:val="center"/>
           </w:tcPr>
           <w:p>
             <w:r>
-              <w:t>PR-</w:t>
-            </w:r>
-            <w:r>
-              <w:t>WOL</w:t>
-            </w:r>
-            <w:r>
-              <w:t>-00</w:t>
-            </w:r>
-            <w:r>
-              <w:t>2</w:t>
+              <w:t>Redes</w:t>
             </w:r>
           </w:p>
         </w:tc>
@@ -1616,7 +1918,7 @@
           </w:tcPr>
           <w:p>
             <w:r>
-              <w:t>Redes</w:t>
+              <w:t>Llegada a cada una de las subredes de la señal de WakeOnLAN.</w:t>
             </w:r>
           </w:p>
         </w:tc>
@@ -1626,19 +1928,30 @@
             <w:vAlign w:val="center"/>
           </w:tcPr>
           <w:p>
-            <w:r>
-              <w:t>Llegada a cada una de las subredes de la señal de WakeOnLAN.</w:t>
-            </w:r>
-          </w:p>
-        </w:tc>
-        <w:tc>
-          <w:tcPr>
-            <w:tcW w:w="0" w:type="auto"/>
-            <w:vAlign w:val="center"/>
-          </w:tcPr>
-          <w:p>
+            <w:pPr>
+              <w:rPr>
+                <w:b/>
+                <w:bCs/>
+              </w:rPr>
+            </w:pPr>
             <w:r>
               <w:t xml:space="preserve">Video: </w:t>
+            </w:r>
+            <w:r>
+              <w:t>“</w:t>
+            </w:r>
+            <w:r>
+              <w:rPr>
+                <w:b/>
+                <w:bCs/>
+              </w:rPr>
+              <w:t>PR-WOL-002 - Mikrotik WOL Propio</w:t>
+            </w:r>
+            <w:r>
+              <w:t>”</w:t>
+            </w:r>
+            <w:r>
+              <w:t xml:space="preserve"> </w:t>
             </w:r>
             <w:r>
               <w:t>se usa “tcpdump” desde un contenedor Ubuntu con una interfaz red en cada una de las subredes. Se confirma llegada de los paquetes WOL.</w:t>
@@ -1652,21 +1965,33 @@
         </w:trPr>
         <w:tc>
           <w:tcPr>
+            <w:tcW w:w="1089" w:type="dxa"/>
+            <w:vAlign w:val="center"/>
+          </w:tcPr>
+          <w:p>
+            <w:r>
+              <w:lastRenderedPageBreak/>
+              <w:t>PR-</w:t>
+            </w:r>
+            <w:r>
+              <w:t>WOL</w:t>
+            </w:r>
+            <w:r>
+              <w:t>-00</w:t>
+            </w:r>
+            <w:r>
+              <w:t>3</w:t>
+            </w:r>
+          </w:p>
+        </w:tc>
+        <w:tc>
+          <w:tcPr>
             <w:tcW w:w="0" w:type="auto"/>
             <w:vAlign w:val="center"/>
           </w:tcPr>
           <w:p>
             <w:r>
-              <w:t>PR-</w:t>
-            </w:r>
-            <w:r>
-              <w:t>WOL</w:t>
-            </w:r>
-            <w:r>
-              <w:t>-00</w:t>
-            </w:r>
-            <w:r>
-              <w:t>3</w:t>
+              <w:t>Redes</w:t>
             </w:r>
           </w:p>
         </w:tc>
@@ -1677,7 +2002,7 @@
           </w:tcPr>
           <w:p>
             <w:r>
-              <w:t>Redes</w:t>
+              <w:t>Llegada a cada una de las subredes de la señal de WakeOnLAN.</w:t>
             </w:r>
           </w:p>
         </w:tc>
@@ -1687,25 +2012,33 @@
             <w:vAlign w:val="center"/>
           </w:tcPr>
           <w:p>
-            <w:r>
-              <w:t>Llegada a cada una de las subredes de la señal de WakeOnLAN.</w:t>
-            </w:r>
-          </w:p>
-        </w:tc>
-        <w:tc>
-          <w:tcPr>
-            <w:tcW w:w="0" w:type="auto"/>
-            <w:vAlign w:val="center"/>
-          </w:tcPr>
-          <w:p>
-            <w:r>
-              <w:t xml:space="preserve">Video: se usa “tcpdump” desde un contenedor Ubuntu </w:t>
-            </w:r>
-            <w:r>
-              <w:t>que está en la misma subred que el Jump Box.</w:t>
-            </w:r>
-            <w:r>
-              <w:t xml:space="preserve"> Se confirma llegada de los paquetes WOL.</w:t>
+            <w:pPr>
+              <w:rPr>
+                <w:b/>
+                <w:bCs/>
+              </w:rPr>
+            </w:pPr>
+            <w:r>
+              <w:t xml:space="preserve">Video: </w:t>
+            </w:r>
+            <w:r>
+              <w:t>“</w:t>
+            </w:r>
+            <w:r>
+              <w:rPr>
+                <w:b/>
+                <w:bCs/>
+              </w:rPr>
+              <w:t>PR-WOL-003 - Mikrotik WOL Jump Box</w:t>
+            </w:r>
+            <w:r>
+              <w:t>”</w:t>
+            </w:r>
+            <w:r>
+              <w:t xml:space="preserve"> </w:t>
+            </w:r>
+            <w:r>
+              <w:t>se usa “tcpdump” desde un contenedor Ubuntu que está en la misma subred que el Jump Box. Se confirma llegada de los paquetes WOL.</w:t>
             </w:r>
           </w:p>
         </w:tc>
@@ -1716,12 +2049,23 @@
         </w:trPr>
         <w:tc>
           <w:tcPr>
+            <w:tcW w:w="1089" w:type="dxa"/>
+            <w:vAlign w:val="center"/>
+          </w:tcPr>
+          <w:p>
+            <w:r>
+              <w:t>PR-SEC-001</w:t>
+            </w:r>
+          </w:p>
+        </w:tc>
+        <w:tc>
+          <w:tcPr>
             <w:tcW w:w="0" w:type="auto"/>
             <w:vAlign w:val="center"/>
           </w:tcPr>
           <w:p>
             <w:r>
-              <w:t>PR-SEC-001</w:t>
+              <w:t>Seguridad</w:t>
             </w:r>
           </w:p>
         </w:tc>
@@ -1732,7 +2076,10 @@
           </w:tcPr>
           <w:p>
             <w:r>
-              <w:t>Seguridad</w:t>
+              <w:t xml:space="preserve">Comprobar la configuración de los puertos desde un equipo externo. </w:t>
+            </w:r>
+            <w:r>
+              <w:t>Desde otra máquina de la red (no FOG) usar nmap -p- 10.2.7.5</w:t>
             </w:r>
           </w:p>
         </w:tc>
@@ -1743,21 +2090,37 @@
           </w:tcPr>
           <w:p>
             <w:r>
-              <w:t xml:space="preserve">Comprobar la configuración de los puertos desde un equipo externo. </w:t>
-            </w:r>
-            <w:r>
-              <w:t>Desde otra máquina de la red (no FOG) usar nmap -p- 10.2.7.5</w:t>
-            </w:r>
-          </w:p>
-        </w:tc>
-        <w:tc>
-          <w:tcPr>
-            <w:tcW w:w="0" w:type="auto"/>
-            <w:vAlign w:val="center"/>
-          </w:tcPr>
-          <w:p>
-            <w:r>
-              <w:t xml:space="preserve">Imagen: </w:t>
+              <w:t>Imagen:</w:t>
+            </w:r>
+            <w:r>
+              <w:t xml:space="preserve"> “</w:t>
+            </w:r>
+            <w:r>
+              <w:rPr>
+                <w:b/>
+                <w:bCs/>
+              </w:rPr>
+              <w:t xml:space="preserve">PR-SEC-001 </w:t>
+            </w:r>
+            <w:r>
+              <w:rPr>
+                <w:b/>
+                <w:bCs/>
+              </w:rPr>
+              <w:t>–</w:t>
+            </w:r>
+            <w:r>
+              <w:rPr>
+                <w:b/>
+                <w:bCs/>
+              </w:rPr>
+              <w:t xml:space="preserve"> NMAP</w:t>
+            </w:r>
+            <w:r>
+              <w:t>”</w:t>
+            </w:r>
+            <w:r>
+              <w:t xml:space="preserve"> </w:t>
             </w:r>
             <w:r>
               <w:t xml:space="preserve">Solo deben aparecer abiertos los puertos permitidos: 22, 80, 111, 2049, 9100, etc. </w:t>
@@ -1771,21 +2134,32 @@
         </w:trPr>
         <w:tc>
           <w:tcPr>
+            <w:tcW w:w="1089" w:type="dxa"/>
+            <w:vAlign w:val="center"/>
+          </w:tcPr>
+          <w:p>
+            <w:r>
+              <w:t>PR-</w:t>
+            </w:r>
+            <w:r>
+              <w:t>MON</w:t>
+            </w:r>
+            <w:r>
+              <w:t>-00</w:t>
+            </w:r>
+            <w:r>
+              <w:t>1</w:t>
+            </w:r>
+          </w:p>
+        </w:tc>
+        <w:tc>
+          <w:tcPr>
             <w:tcW w:w="0" w:type="auto"/>
             <w:vAlign w:val="center"/>
           </w:tcPr>
           <w:p>
             <w:r>
-              <w:t>PR-</w:t>
-            </w:r>
-            <w:r>
-              <w:t>MON</w:t>
-            </w:r>
-            <w:r>
-              <w:t>-00</w:t>
-            </w:r>
-            <w:r>
-              <w:t>1</w:t>
+              <w:t>Monitorización</w:t>
             </w:r>
           </w:p>
         </w:tc>
@@ -1796,7 +2170,7 @@
           </w:tcPr>
           <w:p>
             <w:r>
-              <w:t>Monitorización</w:t>
+              <w:t>Comprobar que la alerta se dispara ante la situación configurada y que llega el mensaje de Telegram a nuestro dispositivo.</w:t>
             </w:r>
           </w:p>
         </w:tc>
@@ -1807,23 +2181,33 @@
           </w:tcPr>
           <w:p>
             <w:r>
-              <w:t xml:space="preserve">Comprobar que la alerta se dispara ante la situación configurada y que llega el </w:t>
-            </w:r>
-            <w:r>
-              <w:lastRenderedPageBreak/>
-              <w:t>mensaje de Telegram a nuestro dispositivo.</w:t>
-            </w:r>
-          </w:p>
-        </w:tc>
-        <w:tc>
-          <w:tcPr>
-            <w:tcW w:w="0" w:type="auto"/>
-            <w:vAlign w:val="center"/>
-          </w:tcPr>
-          <w:p>
-            <w:r>
-              <w:lastRenderedPageBreak/>
-              <w:t>Imagen: llegada de mensaje de alerta de incidencia y de su resolución.</w:t>
+              <w:t>Imagen:</w:t>
+            </w:r>
+            <w:r>
+              <w:t xml:space="preserve"> “</w:t>
+            </w:r>
+            <w:r>
+              <w:rPr>
+                <w:b/>
+                <w:bCs/>
+              </w:rPr>
+              <w:t>Ilustración 186 Grafana: Nueva Alerta: Alerta activa: Telegram</w:t>
+            </w:r>
+            <w:r>
+              <w:t>” y “</w:t>
+            </w:r>
+            <w:r>
+              <w:rPr>
+                <w:b/>
+                <w:bCs/>
+              </w:rPr>
+              <w:t>Ilustración 187 Grafana: Nueva Alerta: Alerta resuelta: Telegram</w:t>
+            </w:r>
+            <w:r>
+              <w:t>”</w:t>
+            </w:r>
+            <w:r>
+              <w:t xml:space="preserve"> llegada de mensaje de alerta de incidencia y de su resolución.</w:t>
             </w:r>
           </w:p>
         </w:tc>
@@ -1834,21 +2218,32 @@
         </w:trPr>
         <w:tc>
           <w:tcPr>
+            <w:tcW w:w="1089" w:type="dxa"/>
+            <w:vAlign w:val="center"/>
+          </w:tcPr>
+          <w:p>
+            <w:r>
+              <w:t>PR-</w:t>
+            </w:r>
+            <w:r>
+              <w:t>AUT</w:t>
+            </w:r>
+            <w:r>
+              <w:t>-00</w:t>
+            </w:r>
+            <w:r>
+              <w:t>1</w:t>
+            </w:r>
+          </w:p>
+        </w:tc>
+        <w:tc>
+          <w:tcPr>
             <w:tcW w:w="0" w:type="auto"/>
             <w:vAlign w:val="center"/>
           </w:tcPr>
           <w:p>
             <w:r>
-              <w:t>PR-</w:t>
-            </w:r>
-            <w:r>
-              <w:t>AUT</w:t>
-            </w:r>
-            <w:r>
-              <w:t>-00</w:t>
-            </w:r>
-            <w:r>
-              <w:t>1</w:t>
+              <w:t>Automatización</w:t>
             </w:r>
           </w:p>
         </w:tc>
@@ -1859,7 +2254,7 @@
           </w:tcPr>
           <w:p>
             <w:r>
-              <w:t>Automatización</w:t>
+              <w:t>Instalación de un Snapin en un equipo cliente.</w:t>
             </w:r>
           </w:p>
         </w:tc>
@@ -1869,19 +2264,37 @@
             <w:vAlign w:val="center"/>
           </w:tcPr>
           <w:p>
-            <w:r>
-              <w:t>Instalación de un Snapin en un equipo cliente.</w:t>
-            </w:r>
-          </w:p>
-        </w:tc>
-        <w:tc>
-          <w:tcPr>
-            <w:tcW w:w="0" w:type="auto"/>
-            <w:vAlign w:val="center"/>
-          </w:tcPr>
-          <w:p>
-            <w:r>
-              <w:t>Video: Se muestra el proceso de ejecución del Snapin y la correcta instalación en el cliente.</w:t>
+            <w:pPr>
+              <w:rPr>
+                <w:b/>
+                <w:bCs/>
+              </w:rPr>
+            </w:pPr>
+            <w:r>
+              <w:t xml:space="preserve">Video: </w:t>
+            </w:r>
+            <w:r>
+              <w:t>“</w:t>
+            </w:r>
+            <w:r>
+              <w:rPr>
+                <w:b/>
+                <w:bCs/>
+              </w:rPr>
+              <w:t>PR-AUT-001-Snapins</w:t>
+            </w:r>
+            <w:r>
+              <w:t>”</w:t>
+            </w:r>
+            <w:r>
+              <w:rPr>
+                <w:b/>
+                <w:bCs/>
+              </w:rPr>
+              <w:t xml:space="preserve"> </w:t>
+            </w:r>
+            <w:r>
+              <w:t>Se muestra el proceso de ejecución del Snapin y la correcta instalación en el cliente.</w:t>
             </w:r>
           </w:p>
         </w:tc>
@@ -1892,21 +2305,32 @@
         </w:trPr>
         <w:tc>
           <w:tcPr>
+            <w:tcW w:w="1089" w:type="dxa"/>
+            <w:vAlign w:val="center"/>
+          </w:tcPr>
+          <w:p>
+            <w:r>
+              <w:t>PR-</w:t>
+            </w:r>
+            <w:r>
+              <w:t>AUT</w:t>
+            </w:r>
+            <w:r>
+              <w:t>-00</w:t>
+            </w:r>
+            <w:r>
+              <w:t>2</w:t>
+            </w:r>
+          </w:p>
+        </w:tc>
+        <w:tc>
+          <w:tcPr>
             <w:tcW w:w="0" w:type="auto"/>
             <w:vAlign w:val="center"/>
           </w:tcPr>
           <w:p>
             <w:r>
-              <w:t>PR-</w:t>
-            </w:r>
-            <w:r>
-              <w:t>AUT</w:t>
-            </w:r>
-            <w:r>
-              <w:t>-00</w:t>
-            </w:r>
-            <w:r>
-              <w:t>2</w:t>
+              <w:t>Automatización</w:t>
             </w:r>
           </w:p>
         </w:tc>
@@ -1917,7 +2341,7 @@
           </w:tcPr>
           <w:p>
             <w:r>
-              <w:t>Automatización</w:t>
+              <w:t>En un equipo con FOG Client instalado, cambiar el hostname desde la web del servidor FOG.</w:t>
             </w:r>
           </w:p>
         </w:tc>
@@ -1927,19 +2351,39 @@
             <w:vAlign w:val="center"/>
           </w:tcPr>
           <w:p>
-            <w:r>
-              <w:t>En un equipo con FOG Client instalado, cambiar el hostname desde la web del servidor FOG.</w:t>
-            </w:r>
-          </w:p>
-        </w:tc>
-        <w:tc>
-          <w:tcPr>
-            <w:tcW w:w="0" w:type="auto"/>
-            <w:vAlign w:val="center"/>
-          </w:tcPr>
-          <w:p>
-            <w:r>
-              <w:t>Video: Se muestra como se cambia el nombre desde la web de FOG y como se reinicia el host automáticamente. Tras su nuevo arranque, se comprueba que su hostname a cambiado.</w:t>
+            <w:pPr>
+              <w:rPr>
+                <w:b/>
+                <w:bCs/>
+              </w:rPr>
+            </w:pPr>
+            <w:r>
+              <w:t xml:space="preserve">Video: </w:t>
+            </w:r>
+            <w:r>
+              <w:t>“</w:t>
+            </w:r>
+            <w:r>
+              <w:rPr>
+                <w:b/>
+                <w:bCs/>
+              </w:rPr>
+              <w:t>PR-AUT-002 - Cambiar hostname</w:t>
+            </w:r>
+            <w:r>
+              <w:t>”</w:t>
+            </w:r>
+            <w:r>
+              <w:t xml:space="preserve"> </w:t>
+            </w:r>
+            <w:r>
+              <w:t xml:space="preserve">Se muestra </w:t>
+            </w:r>
+            <w:r>
+              <w:t>cómo</w:t>
+            </w:r>
+            <w:r>
+              <w:t xml:space="preserve"> se cambia el nombre desde la web de FOG y como se reinicia el host automáticamente. Tras su nuevo arranque, se comprueba que su hostname a cambiado.</w:t>
             </w:r>
           </w:p>
         </w:tc>
@@ -1950,7 +2394,7 @@
         </w:trPr>
         <w:tc>
           <w:tcPr>
-            <w:tcW w:w="0" w:type="auto"/>
+            <w:tcW w:w="1089" w:type="dxa"/>
             <w:vAlign w:val="center"/>
           </w:tcPr>
           <w:p/>
@@ -1988,6 +2432,12 @@
       </w:r>
       <w:r>
         <w:t>MÁS, PERO DESDE EL SABADO POR LA NOCHE PROXMOX HA DEJADO DE FUNCIONAR.</w:t>
+      </w:r>
+    </w:p>
+    <w:p/>
+    <w:p>
+      <w:r>
+        <w:t>En el siguiente enlace se encuentra la lista de reproducción con todos los videos.</w:t>
       </w:r>
     </w:p>
     <w:p>
@@ -1999,6 +2449,17 @@
           <w:docGrid w:linePitch="360"/>
         </w:sectPr>
       </w:pPr>
+      <w:hyperlink r:id="rId8" w:history="1">
+        <w:r>
+          <w:rPr>
+            <w:rStyle w:val="Hipervnculo"/>
+          </w:rPr>
+          <w:t>https://youtube.com/playlist?list=PLsKbqW8EAScDiYUZsXZ4cXIx2JFNvtAtZ&amp;si=vsWaZoPpRSZ4dnBg</w:t>
+        </w:r>
+      </w:hyperlink>
+      <w:r>
+        <w:t xml:space="preserve"> </w:t>
+      </w:r>
     </w:p>
     <w:p>
       <w:pPr>
@@ -2469,6 +2930,10 @@
         <w:t>Video: “</w:t>
       </w:r>
       <w:r>
+        <w:rPr>
+          <w:b/>
+          <w:bCs/>
+        </w:rPr>
         <w:t>PR-IMG-001 - Captura de Imagen</w:t>
       </w:r>
       <w:r>
@@ -3068,7 +3533,10 @@
         </w:numPr>
       </w:pPr>
       <w:r>
-        <w:t>Vídeo “PR-DES-006 - Multicast-Diferente_Subnet.mp4” (Anexo V).</w:t>
+        <w:t>Vídeo “PR-DES-006 - Multicast-Diferente_Subnet.mp4”</w:t>
+      </w:r>
+      <w:r>
+        <w:t>.</w:t>
       </w:r>
     </w:p>
     <w:p>
@@ -3085,74 +3553,34 @@
     </w:p>
     <w:p>
       <w:pPr>
-        <w:numPr>
-          <w:ilvl w:val="0"/>
-          <w:numId w:val="22"/>
-        </w:numPr>
-      </w:pPr>
-      <w:r>
-        <w:t>65</w:t>
-      </w:r>
-      <w:r>
-        <w:noBreakHyphen/>
-        <w:t>67 (configuración y comprobación de multicast en R1-ubuntu).</w:t>
-      </w:r>
-    </w:p>
-    <w:p>
-      <w:pPr>
-        <w:numPr>
-          <w:ilvl w:val="0"/>
-          <w:numId w:val="22"/>
-        </w:numPr>
-      </w:pPr>
-      <w:r>
-        <w:t>76</w:t>
-      </w:r>
-      <w:r>
-        <w:noBreakHyphen/>
-        <w:t>80 (comprobaciones IGMP en MikroTik).</w:t>
-      </w:r>
-    </w:p>
-    <w:p>
-      <w:pPr>
-        <w:numPr>
-          <w:ilvl w:val="0"/>
-          <w:numId w:val="22"/>
-        </w:numPr>
-      </w:pPr>
-      <w:r>
-        <w:t>81</w:t>
-      </w:r>
-      <w:r>
-        <w:noBreakHyphen/>
-        <w:t>83 (tarea multicast en web y progreso en cliente).</w:t>
-      </w:r>
-    </w:p>
-    <w:p>
-      <w:pPr>
         <w:pStyle w:val="Prrafodelista"/>
         <w:numPr>
-          <w:ilvl w:val="0"/>
-          <w:numId w:val="22"/>
-        </w:numPr>
-      </w:pPr>
-      <w:r>
-        <w:t>Capturas de los clientes mostrando Windows 11 en OOBE (puedes añadir una si no está en la memoria).</w:t>
+          <w:ilvl w:val="1"/>
+          <w:numId w:val="20"/>
+        </w:numPr>
+      </w:pPr>
+      <w:r>
+        <w:t xml:space="preserve">Imágenes de configuración de dispositivos de red (4.1.6. </w:t>
+      </w:r>
+      <w:r>
+        <w:t>Configuración de dispositivos de Red</w:t>
+      </w:r>
+      <w:r>
+        <w:t>)</w:t>
       </w:r>
     </w:p>
     <w:p>
       <w:pPr>
         <w:pStyle w:val="Prrafodelista"/>
         <w:numPr>
-          <w:ilvl w:val="0"/>
-          <w:numId w:val="22"/>
-        </w:numPr>
-      </w:pPr>
-      <w:r>
-        <w:t>Salida de comandos en el router (ej. ip mroute show o tcpdump) referenciadas en los anexos.</w:t>
-      </w:r>
-    </w:p>
-    <w:p/>
+          <w:ilvl w:val="1"/>
+          <w:numId w:val="20"/>
+        </w:numPr>
+      </w:pPr>
+      <w:r>
+        <w:t>Imágenes de “Anexo: Despliegue de imágenes”.</w:t>
+      </w:r>
+    </w:p>
     <w:p>
       <w:pPr>
         <w:sectPr>
@@ -3204,10 +3632,7 @@
         <w:t>Bloque</w:t>
       </w:r>
       <w:r>
-        <w:t xml:space="preserve">: </w:t>
-      </w:r>
-      <w:r>
-        <w:t>Redes</w:t>
+        <w:t>: Redes</w:t>
       </w:r>
     </w:p>
     <w:p>
@@ -3595,11 +4020,19 @@
         </w:numPr>
       </w:pPr>
       <w:r>
-        <w:t>Ilustraciones 84</w:t>
-      </w:r>
-      <w:r>
-        <w:noBreakHyphen/>
-        <w:t>91 (creación de usuario, clave pública, ejecución del script, comprobación con tcpdump).</w:t>
+        <w:t>Imágenes de:</w:t>
+      </w:r>
+    </w:p>
+    <w:p>
+      <w:pPr>
+        <w:pStyle w:val="Prrafodelista"/>
+        <w:numPr>
+          <w:ilvl w:val="1"/>
+          <w:numId w:val="7"/>
+        </w:numPr>
+      </w:pPr>
+      <w:r>
+        <w:t>Router Mikrotik – Wake On LAN</w:t>
       </w:r>
     </w:p>
     <w:p>
@@ -3611,7 +4044,7 @@
         </w:numPr>
       </w:pPr>
       <w:r>
-        <w:t>Script fog-wakeup-mikrotik.sh (Anexo WakeOnLAN).</w:t>
+        <w:t>Script fog-wakeup-mikrotik.sh</w:t>
       </w:r>
     </w:p>
     <w:p>
@@ -4089,29 +4522,24 @@
         </w:numPr>
       </w:pPr>
       <w:r>
-        <w:t>Ilustraciones 9-12 (configuración del Snapin en la web de FOG).</w:t>
-      </w:r>
-    </w:p>
-    <w:p>
-      <w:pPr>
-        <w:numPr>
-          <w:ilvl w:val="0"/>
+        <w:t>Ilustraciones</w:t>
+      </w:r>
+      <w:r>
+        <w:t>:</w:t>
+      </w:r>
+    </w:p>
+    <w:p>
+      <w:pPr>
+        <w:numPr>
+          <w:ilvl w:val="1"/>
           <w:numId w:val="27"/>
         </w:numPr>
       </w:pPr>
       <w:r>
-        <w:t>Ilustración 13 (asignación de tarea de Snapin).</w:t>
-      </w:r>
-    </w:p>
-    <w:p>
-      <w:pPr>
-        <w:numPr>
-          <w:ilvl w:val="0"/>
-          <w:numId w:val="27"/>
-        </w:numPr>
-      </w:pPr>
-      <w:r>
-        <w:t>Ilustraciones 14-16 (notificaciones en el cliente, log de éxito).</w:t>
+        <w:t>Anexo: Snapins</w:t>
+      </w:r>
+      <w:r>
+        <w:t>.</w:t>
       </w:r>
     </w:p>
     <w:p>
@@ -6216,7 +6644,7 @@
         <w:sz w:val="20"/>
       </w:rPr>
     </w:lvl>
-    <w:lvl w:ilvl="1" w:tentative="1">
+    <w:lvl w:ilvl="1">
       <w:start w:val="1"/>
       <w:numFmt w:val="bullet"/>
       <w:lvlText w:val="o"/>
@@ -6853,7 +7281,7 @@
         <w:sz w:val="20"/>
       </w:rPr>
     </w:lvl>
-    <w:lvl w:ilvl="1" w:tentative="1">
+    <w:lvl w:ilvl="1">
       <w:start w:val="1"/>
       <w:numFmt w:val="bullet"/>
       <w:lvlText w:val="o"/>
@@ -7798,7 +8226,7 @@
         <w:rFonts w:ascii="Symbol" w:hAnsi="Symbol" w:hint="default"/>
       </w:rPr>
     </w:lvl>
-    <w:lvl w:ilvl="1" w:tplc="FFFFFFFF" w:tentative="1">
+    <w:lvl w:ilvl="1" w:tplc="FFFFFFFF">
       <w:start w:val="1"/>
       <w:numFmt w:val="lowerLetter"/>
       <w:lvlText w:val="%2."/>
